--- a/Modelos/AP/SEM/Declaração_coord_teste.docx
+++ b/Modelos/AP/SEM/Declaração_coord_teste.docx
@@ -11,8 +11,6 @@
           <w:szCs w:val="24"/>
         </w:rPr>
       </w:pPr>
-      <w:bookmarkStart w:id="0" w:name="_GoBack"/>
-      <w:bookmarkEnd w:id="0"/>
     </w:p>
     <w:p>
       <w:pPr>
@@ -2166,15 +2164,30 @@
         <w:jc w:val="right"/>
       </w:pPr>
       <w:r>
+        <w:t xml:space="preserve">NOME: </w:t>
+      </w:r>
+      <w:proofErr w:type="gramStart"/>
+      <w:r>
         <w:t xml:space="preserve">{{ </w:t>
       </w:r>
       <w:proofErr w:type="spellStart"/>
       <w:r>
-        <w:t>nome_coord</w:t>
+        <w:t>nome</w:t>
+      </w:r>
+      <w:proofErr w:type="gramEnd"/>
+      <w:r>
+        <w:t>_coord</w:t>
       </w:r>
       <w:proofErr w:type="spellEnd"/>
       <w:r>
-        <w:t xml:space="preserve"> }} {{ </w:t>
+        <w:t xml:space="preserve"> }} </w:t>
+      </w:r>
+      <w:r>
+        <w:br/>
+        <w:t xml:space="preserve">SIAPE: </w:t>
+      </w:r>
+      <w:r>
+        <w:t xml:space="preserve">{{ </w:t>
       </w:r>
       <w:proofErr w:type="spellStart"/>
       <w:r>
@@ -2200,9 +2213,8 @@
       <w:pPr>
         <w:jc w:val="right"/>
       </w:pPr>
-      <w:r>
-        <w:t>Nome e Matrícula</w:t>
-      </w:r>
+      <w:bookmarkStart w:id="0" w:name="_GoBack"/>
+      <w:bookmarkEnd w:id="0"/>
     </w:p>
     <w:sectPr>
       <w:type w:val="continuous"/>
@@ -3069,7 +3081,6 @@
     <w:uiPriority w:val="99"/>
     <w:semiHidden/>
     <w:unhideWhenUsed/>
-    <w:qFormat/>
     <w:tblPr>
       <w:tblInd w:w="0" w:type="dxa"/>
       <w:tblCellMar>
